--- a/A1.docx
+++ b/A1.docx
@@ -15,14 +15,41 @@
           <w:rFonts w:ascii="Times New Roman" w:hAnsi="Times New Roman" w:cs="Times New Roman"/>
           <w:b/>
         </w:rPr>
-        <w:t>Universidad Internacional del Ecuado</w:t>
-      </w:r>
+        <w:t>Universidad Internacional del Ecuador</w:t>
+      </w:r>
+    </w:p>
+    <w:p>
+      <w:pPr>
+        <w:rPr>
+          <w:rFonts w:ascii="Times New Roman" w:hAnsi="Times New Roman" w:cs="Times New Roman"/>
+        </w:rPr>
+      </w:pPr>
       <w:r>
         <w:rPr>
           <w:rFonts w:ascii="Times New Roman" w:hAnsi="Times New Roman" w:cs="Times New Roman"/>
           <w:b/>
         </w:rPr>
-        <w:t>r</w:t>
+        <w:t>Nombre:</w:t>
+      </w:r>
+      <w:r>
+        <w:rPr>
+          <w:rFonts w:ascii="Times New Roman" w:hAnsi="Times New Roman" w:cs="Times New Roman"/>
+        </w:rPr>
+        <w:t xml:space="preserve"> Gabriel Eduardo </w:t>
+      </w:r>
+      <w:proofErr w:type="spellStart"/>
+      <w:r>
+        <w:rPr>
+          <w:rFonts w:ascii="Times New Roman" w:hAnsi="Times New Roman" w:cs="Times New Roman"/>
+        </w:rPr>
+        <w:t>rios</w:t>
+      </w:r>
+      <w:proofErr w:type="spellEnd"/>
+      <w:r>
+        <w:rPr>
+          <w:rFonts w:ascii="Times New Roman" w:hAnsi="Times New Roman" w:cs="Times New Roman"/>
+        </w:rPr>
+        <w:t xml:space="preserve"> Fernández </w:t>
       </w:r>
     </w:p>
     <w:p>
@@ -36,59 +63,76 @@
           <w:rFonts w:ascii="Times New Roman" w:hAnsi="Times New Roman" w:cs="Times New Roman"/>
           <w:b/>
         </w:rPr>
-        <w:t>Nomb</w:t>
-      </w:r>
+        <w:t>Fecha:</w:t>
+      </w:r>
+      <w:r>
+        <w:rPr>
+          <w:rFonts w:ascii="Times New Roman" w:hAnsi="Times New Roman" w:cs="Times New Roman"/>
+        </w:rPr>
+        <w:t xml:space="preserve"> 15.5.2026</w:t>
+      </w:r>
+    </w:p>
+    <w:p>
+      <w:pPr>
+        <w:rPr>
+          <w:rFonts w:ascii="Times New Roman" w:hAnsi="Times New Roman" w:cs="Times New Roman"/>
+        </w:rPr>
+      </w:pPr>
       <w:r>
         <w:rPr>
           <w:rFonts w:ascii="Times New Roman" w:hAnsi="Times New Roman" w:cs="Times New Roman"/>
           <w:b/>
         </w:rPr>
-        <w:t>r</w:t>
-      </w:r>
-      <w:r>
+        <w:t>Enlace:</w:t>
+      </w:r>
+      <w:r>
+        <w:rPr>
+          <w:rFonts w:ascii="Times New Roman" w:hAnsi="Times New Roman" w:cs="Times New Roman"/>
+        </w:rPr>
+        <w:t xml:space="preserve"> https://github.com/gariosfe/archivos-para-git.git</w:t>
+      </w:r>
+    </w:p>
+    <w:p>
+      <w:pPr>
         <w:rPr>
           <w:rFonts w:ascii="Times New Roman" w:hAnsi="Times New Roman" w:cs="Times New Roman"/>
           <w:b/>
         </w:rPr>
-        <w:t>e:</w:t>
-      </w:r>
-      <w:r>
-        <w:rPr>
-          <w:rFonts w:ascii="Times New Roman" w:hAnsi="Times New Roman" w:cs="Times New Roman"/>
-        </w:rPr>
-        <w:t xml:space="preserve"> Gabriel Edua</w:t>
-      </w:r>
-      <w:r>
-        <w:rPr>
-          <w:rFonts w:ascii="Times New Roman" w:hAnsi="Times New Roman" w:cs="Times New Roman"/>
-        </w:rPr>
-        <w:t>r</w:t>
-      </w:r>
-      <w:r>
-        <w:rPr>
-          <w:rFonts w:ascii="Times New Roman" w:hAnsi="Times New Roman" w:cs="Times New Roman"/>
-        </w:rPr>
-        <w:t xml:space="preserve">do </w:t>
-      </w:r>
-      <w:proofErr w:type="spellStart"/>
-      <w:r>
-        <w:rPr>
-          <w:rFonts w:ascii="Times New Roman" w:hAnsi="Times New Roman" w:cs="Times New Roman"/>
-        </w:rPr>
-        <w:t>r</w:t>
-      </w:r>
-      <w:r>
-        <w:rPr>
-          <w:rFonts w:ascii="Times New Roman" w:hAnsi="Times New Roman" w:cs="Times New Roman"/>
-        </w:rPr>
-        <w:t>ios</w:t>
-      </w:r>
-      <w:proofErr w:type="spellEnd"/>
-      <w:r>
-        <w:rPr>
-          <w:rFonts w:ascii="Times New Roman" w:hAnsi="Times New Roman" w:cs="Times New Roman"/>
-        </w:rPr>
-        <w:t xml:space="preserve"> Fernández</w:t>
+      </w:pPr>
+      <w:r>
+        <w:rPr>
+          <w:rFonts w:ascii="Times New Roman" w:hAnsi="Times New Roman" w:cs="Times New Roman"/>
+          <w:b/>
+        </w:rPr>
+        <w:t>Ficha de Impacto Arquitectónico</w:t>
+      </w:r>
+    </w:p>
+    <w:p>
+      <w:pPr>
+        <w:rPr>
+          <w:rFonts w:ascii="Times New Roman" w:hAnsi="Times New Roman" w:cs="Times New Roman"/>
+          <w:b/>
+        </w:rPr>
+      </w:pPr>
+      <w:r>
+        <w:rPr>
+          <w:rFonts w:ascii="Times New Roman" w:hAnsi="Times New Roman" w:cs="Times New Roman"/>
+          <w:b/>
+        </w:rPr>
+        <w:t>Descripción del caso</w:t>
+      </w:r>
+    </w:p>
+    <w:p>
+      <w:pPr>
+        <w:rPr>
+          <w:rFonts w:ascii="Times New Roman" w:hAnsi="Times New Roman" w:cs="Times New Roman"/>
+        </w:rPr>
+      </w:pPr>
+      <w:r>
+        <w:rPr>
+          <w:rFonts w:ascii="Times New Roman" w:hAnsi="Times New Roman" w:cs="Times New Roman"/>
+        </w:rPr>
+        <w:t>La empresa Spotify enfrentó probl</w:t>
       </w:r>
       <w:bookmarkStart w:id="0" w:name="_GoBack"/>
       <w:bookmarkEnd w:id="0"/>
@@ -96,76 +140,7 @@
         <w:rPr>
           <w:rFonts w:ascii="Times New Roman" w:hAnsi="Times New Roman" w:cs="Times New Roman"/>
         </w:rPr>
-        <w:t xml:space="preserve"> </w:t>
-      </w:r>
-    </w:p>
-    <w:p>
-      <w:pPr>
-        <w:rPr>
-          <w:rFonts w:ascii="Times New Roman" w:hAnsi="Times New Roman" w:cs="Times New Roman"/>
-        </w:rPr>
-      </w:pPr>
-      <w:r>
-        <w:rPr>
-          <w:rFonts w:ascii="Times New Roman" w:hAnsi="Times New Roman" w:cs="Times New Roman"/>
-          <w:b/>
-        </w:rPr>
-        <w:t>Fecha:</w:t>
-      </w:r>
-      <w:r>
-        <w:rPr>
-          <w:rFonts w:ascii="Times New Roman" w:hAnsi="Times New Roman" w:cs="Times New Roman"/>
-        </w:rPr>
-        <w:t xml:space="preserve"> 15.5.2026</w:t>
-      </w:r>
-    </w:p>
-    <w:p>
-      <w:pPr>
-        <w:rPr>
-          <w:rFonts w:ascii="Times New Roman" w:hAnsi="Times New Roman" w:cs="Times New Roman"/>
-          <w:b/>
-        </w:rPr>
-      </w:pPr>
-      <w:r>
-        <w:rPr>
-          <w:rFonts w:ascii="Times New Roman" w:hAnsi="Times New Roman" w:cs="Times New Roman"/>
-          <w:b/>
-        </w:rPr>
-        <w:t>Ficha de Impacto Arquitectónico</w:t>
-      </w:r>
-    </w:p>
-    <w:p>
-      <w:pPr>
-        <w:rPr>
-          <w:rFonts w:ascii="Times New Roman" w:hAnsi="Times New Roman" w:cs="Times New Roman"/>
-          <w:b/>
-        </w:rPr>
-      </w:pPr>
-      <w:r>
-        <w:rPr>
-          <w:rFonts w:ascii="Times New Roman" w:hAnsi="Times New Roman" w:cs="Times New Roman"/>
-          <w:b/>
-        </w:rPr>
-        <w:t>Descripción del caso</w:t>
-      </w:r>
-    </w:p>
-    <w:p>
-      <w:pPr>
-        <w:rPr>
-          <w:rFonts w:ascii="Times New Roman" w:hAnsi="Times New Roman" w:cs="Times New Roman"/>
-        </w:rPr>
-      </w:pPr>
-      <w:r>
-        <w:rPr>
-          <w:rFonts w:ascii="Times New Roman" w:hAnsi="Times New Roman" w:cs="Times New Roman"/>
-        </w:rPr>
-        <w:t>La empresa Spotify enfrentó problemas de escalabilidad y rendimiento debido al crecimiento masivo de usuarios en su plataforma de streaming musical. Inicialmente, utilizaba una arquitectura monolítica donde todos los servicios funcionaban en un</w:t>
-      </w:r>
-      <w:r>
-        <w:rPr>
-          <w:rFonts w:ascii="Times New Roman" w:hAnsi="Times New Roman" w:cs="Times New Roman"/>
-        </w:rPr>
-        <w:t>a sola aplicación centralizada.</w:t>
+        <w:t>emas de escalabilidad y rendimiento debido al crecimiento masivo de usuarios en su plataforma de streaming musical. Inicialmente, utilizaba una arquitectura monolítica donde todos los servicios funcionaban en una sola aplicación centralizada.</w:t>
       </w:r>
     </w:p>
     <w:p>
@@ -622,32 +597,20 @@
         <w:rPr>
           <w:rFonts w:ascii="Times New Roman" w:hAnsi="Times New Roman" w:cs="Times New Roman"/>
         </w:rPr>
-        <w:t>Desde el punto de vista arquitectónico, la migración permitió reducir cuellos de botella asociados al modelo de procesamiento centralizado descrito por el cuello de botella de von Neumann, donde múltiples procesos compiten por a</w:t>
-      </w:r>
-      <w:r>
-        <w:rPr>
-          <w:rFonts w:ascii="Times New Roman" w:hAnsi="Times New Roman" w:cs="Times New Roman"/>
-        </w:rPr>
-        <w:t>cceso a CPU y memoria.</w:t>
-      </w:r>
-    </w:p>
-    <w:p>
-      <w:pPr>
-        <w:rPr>
-          <w:rFonts w:ascii="Times New Roman" w:hAnsi="Times New Roman" w:cs="Times New Roman"/>
-        </w:rPr>
-      </w:pPr>
-      <w:r>
-        <w:rPr>
-          <w:rFonts w:ascii="Times New Roman" w:hAnsi="Times New Roman" w:cs="Times New Roman"/>
-        </w:rPr>
-        <w:t>La separación en microservicios mejoró la localidad de referencia porque cada servicio maneja conjuntos específicos de datos y procesos, reduciendo accesos innecesarios a memoria y aumentando la eficiencia de caché. Además, la jerarquía de memoria se aprovecha mejor al distribuir cargas de trabajo en diferentes nod</w:t>
-      </w:r>
-      <w:r>
-        <w:rPr>
-          <w:rFonts w:ascii="Times New Roman" w:hAnsi="Times New Roman" w:cs="Times New Roman"/>
-        </w:rPr>
-        <w:t>os y servidores especializados.</w:t>
+        <w:t>Desde el punto de vista arquitectónico, la migración permitió reducir cuellos de botella asociados al modelo de procesamiento centralizado descrito por el cuello de botella de von Neumann, donde múltiples procesos compiten por acceso a CPU y memoria.</w:t>
+      </w:r>
+    </w:p>
+    <w:p>
+      <w:pPr>
+        <w:rPr>
+          <w:rFonts w:ascii="Times New Roman" w:hAnsi="Times New Roman" w:cs="Times New Roman"/>
+        </w:rPr>
+      </w:pPr>
+      <w:r>
+        <w:rPr>
+          <w:rFonts w:ascii="Times New Roman" w:hAnsi="Times New Roman" w:cs="Times New Roman"/>
+        </w:rPr>
+        <w:t>La separación en microservicios mejoró la localidad de referencia porque cada servicio maneja conjuntos específicos de datos y procesos, reduciendo accesos innecesarios a memoria y aumentando la eficiencia de caché. Además, la jerarquía de memoria se aprovecha mejor al distribuir cargas de trabajo en diferentes nodos y servidores especializados.</w:t>
       </w:r>
     </w:p>
     <w:p>
@@ -703,7 +666,6 @@
           <w:rFonts w:ascii="Times New Roman" w:hAnsi="Times New Roman" w:cs="Times New Roman"/>
           <w:b/>
         </w:rPr>
-        <w:lastRenderedPageBreak/>
         <w:t>Bibliografía</w:t>
       </w:r>
     </w:p>
